--- a/vorlagen/prozess.docx
+++ b/vorlagen/prozess.docx
@@ -1,6 +1,6 @@
 
 <file path=word/document.xml><?xml version="1.0" encoding="utf-8"?>
-<w:document xmlns:mc="http://schemas.openxmlformats.org/markup-compatibility/2006" xmlns:r="http://schemas.openxmlformats.org/officeDocument/2006/relationships" xmlns:w="http://schemas.openxmlformats.org/wordprocessingml/2006/main" xmlns:w14="http://schemas.microsoft.com/office/word/2010/wordml" mc:Ignorable="w14 w15 w16se w16cid w16 w16cex w16sdtdh w16sdtfl w16du wp14">
+<w:document xmlns:mc="http://schemas.openxmlformats.org/markup-compatibility/2006" xmlns:r="http://schemas.openxmlformats.org/officeDocument/2006/relationships" xmlns:w="http://schemas.openxmlformats.org/wordprocessingml/2006/main" xmlns:w14="http://schemas.microsoft.com/office/word/2010/wordml" xmlns:wpc="http://schemas.microsoft.com/office/word/2010/wordprocessingCanvas" xmlns:cx="http://schemas.microsoft.com/office/drawing/2014/chartex" xmlns:cx1="http://schemas.microsoft.com/office/drawing/2015/9/8/chartex" xmlns:cx2="http://schemas.microsoft.com/office/drawing/2015/10/21/chartex" xmlns:cx3="http://schemas.microsoft.com/office/drawing/2016/5/9/chartex" xmlns:cx4="http://schemas.microsoft.com/office/drawing/2016/5/10/chartex" xmlns:cx5="http://schemas.microsoft.com/office/drawing/2016/5/11/chartex" xmlns:cx6="http://schemas.microsoft.com/office/drawing/2016/5/12/chartex" xmlns:cx7="http://schemas.microsoft.com/office/drawing/2016/5/13/chartex" xmlns:cx8="http://schemas.microsoft.com/office/drawing/2016/5/14/chartex" xmlns:aink="http://schemas.microsoft.com/office/drawing/2016/ink" xmlns:am3d="http://schemas.microsoft.com/office/drawing/2017/model3d" xmlns:o="urn:schemas-microsoft-com:office:office" xmlns:oel="http://schemas.microsoft.com/office/2019/extlst" xmlns:m="http://schemas.openxmlformats.org/officeDocument/2006/math" xmlns:v="urn:schemas-microsoft-com:vml" xmlns:wp14="http://schemas.microsoft.com/office/word/2010/wordprocessingDrawing" xmlns:wp="http://schemas.openxmlformats.org/drawingml/2006/wordprocessingDrawing" xmlns:w10="urn:schemas-microsoft-com:office:word" xmlns:w15="http://schemas.microsoft.com/office/word/2012/wordml" xmlns:w16cei="http://schemas.microsoft.com/office/word/2026/wordml/cei" xmlns:w16cex="http://schemas.microsoft.com/office/word/2018/wordml/cex" xmlns:w16cid="http://schemas.microsoft.com/office/word/2016/wordml/cid" xmlns:w16="http://schemas.microsoft.com/office/word/2018/wordml" xmlns:w16du="http://schemas.microsoft.com/office/word/2023/wordml/word16du" xmlns:w16sdtdh="http://schemas.microsoft.com/office/word/2020/wordml/sdtdatahash" xmlns:w16sdtfl="http://schemas.microsoft.com/office/word/2024/wordml/sdtformatlock" xmlns:w16se="http://schemas.microsoft.com/office/word/2015/wordml/symex" xmlns:wpg="http://schemas.microsoft.com/office/word/2010/wordprocessingGroup" xmlns:wpi="http://schemas.microsoft.com/office/word/2010/wordprocessingInk" xmlns:wne="http://schemas.microsoft.com/office/word/2006/wordml" xmlns:wps="http://schemas.microsoft.com/office/word/2010/wordprocessingShape" mc:Ignorable="w14 w15 w16se w16cid w16 w16cex w16sdtdh w16sdtfl w16du wp14">
   <w:body>
     <w:tbl>
       <w:tblPr>
@@ -3313,7 +3313,7 @@
 </file>
 
 <file path=word/footer1.xml><?xml version="1.0" encoding="utf-8"?>
-<w:ftr xmlns:a="http://schemas.openxmlformats.org/drawingml/2006/main" xmlns:mc="http://schemas.openxmlformats.org/markup-compatibility/2006" xmlns:o="urn:schemas-microsoft-com:office:office" xmlns:v="urn:schemas-microsoft-com:vml" xmlns:w="http://schemas.openxmlformats.org/wordprocessingml/2006/main" xmlns:w14="http://schemas.microsoft.com/office/word/2010/wordml" xmlns:wp="http://schemas.openxmlformats.org/drawingml/2006/wordprocessingDrawing" xmlns:wp14="http://schemas.microsoft.com/office/word/2010/wordprocessingDrawing" xmlns:wps="http://schemas.microsoft.com/office/word/2010/wordprocessingShape" mc:Ignorable="w14 w15 w16se w16cid w16 w16cex w16sdtdh w16sdtfl w16du wp14">
+<w:ftr xmlns:a="http://schemas.openxmlformats.org/drawingml/2006/main" xmlns:mc="http://schemas.openxmlformats.org/markup-compatibility/2006" xmlns:o="urn:schemas-microsoft-com:office:office" xmlns:v="urn:schemas-microsoft-com:vml" xmlns:w="http://schemas.openxmlformats.org/wordprocessingml/2006/main" xmlns:w14="http://schemas.microsoft.com/office/word/2010/wordml" xmlns:wp="http://schemas.openxmlformats.org/drawingml/2006/wordprocessingDrawing" xmlns:wp14="http://schemas.microsoft.com/office/word/2010/wordprocessingDrawing" xmlns:wps="http://schemas.microsoft.com/office/word/2010/wordprocessingShape" xmlns:wpc="http://schemas.microsoft.com/office/word/2010/wordprocessingCanvas" xmlns:cx="http://schemas.microsoft.com/office/drawing/2014/chartex" xmlns:cx1="http://schemas.microsoft.com/office/drawing/2015/9/8/chartex" xmlns:cx2="http://schemas.microsoft.com/office/drawing/2015/10/21/chartex" xmlns:cx3="http://schemas.microsoft.com/office/drawing/2016/5/9/chartex" xmlns:cx4="http://schemas.microsoft.com/office/drawing/2016/5/10/chartex" xmlns:cx5="http://schemas.microsoft.com/office/drawing/2016/5/11/chartex" xmlns:cx6="http://schemas.microsoft.com/office/drawing/2016/5/12/chartex" xmlns:cx7="http://schemas.microsoft.com/office/drawing/2016/5/13/chartex" xmlns:cx8="http://schemas.microsoft.com/office/drawing/2016/5/14/chartex" xmlns:aink="http://schemas.microsoft.com/office/drawing/2016/ink" xmlns:am3d="http://schemas.microsoft.com/office/drawing/2017/model3d" xmlns:oel="http://schemas.microsoft.com/office/2019/extlst" xmlns:r="http://schemas.openxmlformats.org/officeDocument/2006/relationships" xmlns:m="http://schemas.openxmlformats.org/officeDocument/2006/math" xmlns:w10="urn:schemas-microsoft-com:office:word" xmlns:w15="http://schemas.microsoft.com/office/word/2012/wordml" xmlns:w16cei="http://schemas.microsoft.com/office/word/2026/wordml/cei" xmlns:w16cex="http://schemas.microsoft.com/office/word/2018/wordml/cex" xmlns:w16cid="http://schemas.microsoft.com/office/word/2016/wordml/cid" xmlns:w16="http://schemas.microsoft.com/office/word/2018/wordml" xmlns:w16du="http://schemas.microsoft.com/office/word/2023/wordml/word16du" xmlns:w16sdtdh="http://schemas.microsoft.com/office/word/2020/wordml/sdtdatahash" xmlns:w16sdtfl="http://schemas.microsoft.com/office/word/2024/wordml/sdtformatlock" xmlns:w16se="http://schemas.microsoft.com/office/word/2015/wordml/symex" xmlns:wpg="http://schemas.microsoft.com/office/word/2010/wordprocessingGroup" xmlns:wpi="http://schemas.microsoft.com/office/word/2010/wordprocessingInk" xmlns:wne="http://schemas.microsoft.com/office/word/2006/wordml" mc:Ignorable="w14 w15 w16se w16cid w16 w16cex w16sdtdh w16sdtfl w16du wp14">
   <w:p>
     <w:pPr>
       <w:pStyle w:val="Fuzeile"/>
@@ -3630,7 +3630,7 @@
 </file>
 
 <file path=word/header1.xml><?xml version="1.0" encoding="utf-8"?>
-<w:hdr xmlns:mc="http://schemas.openxmlformats.org/markup-compatibility/2006" xmlns:w="http://schemas.openxmlformats.org/wordprocessingml/2006/main" xmlns:w14="http://schemas.microsoft.com/office/word/2010/wordml" mc:Ignorable="w14 w15 w16se w16cid w16 w16cex w16sdtdh w16sdtfl w16du wp14">
+<w:hdr xmlns:mc="http://schemas.openxmlformats.org/markup-compatibility/2006" xmlns:w="http://schemas.openxmlformats.org/wordprocessingml/2006/main" xmlns:w14="http://schemas.microsoft.com/office/word/2010/wordml" xmlns:wpc="http://schemas.microsoft.com/office/word/2010/wordprocessingCanvas" xmlns:cx="http://schemas.microsoft.com/office/drawing/2014/chartex" xmlns:cx1="http://schemas.microsoft.com/office/drawing/2015/9/8/chartex" xmlns:cx2="http://schemas.microsoft.com/office/drawing/2015/10/21/chartex" xmlns:cx3="http://schemas.microsoft.com/office/drawing/2016/5/9/chartex" xmlns:cx4="http://schemas.microsoft.com/office/drawing/2016/5/10/chartex" xmlns:cx5="http://schemas.microsoft.com/office/drawing/2016/5/11/chartex" xmlns:cx6="http://schemas.microsoft.com/office/drawing/2016/5/12/chartex" xmlns:cx7="http://schemas.microsoft.com/office/drawing/2016/5/13/chartex" xmlns:cx8="http://schemas.microsoft.com/office/drawing/2016/5/14/chartex" xmlns:aink="http://schemas.microsoft.com/office/drawing/2016/ink" xmlns:am3d="http://schemas.microsoft.com/office/drawing/2017/model3d" xmlns:o="urn:schemas-microsoft-com:office:office" xmlns:oel="http://schemas.microsoft.com/office/2019/extlst" xmlns:r="http://schemas.openxmlformats.org/officeDocument/2006/relationships" xmlns:m="http://schemas.openxmlformats.org/officeDocument/2006/math" xmlns:v="urn:schemas-microsoft-com:vml" xmlns:wp14="http://schemas.microsoft.com/office/word/2010/wordprocessingDrawing" xmlns:wp="http://schemas.openxmlformats.org/drawingml/2006/wordprocessingDrawing" xmlns:w10="urn:schemas-microsoft-com:office:word" xmlns:w15="http://schemas.microsoft.com/office/word/2012/wordml" xmlns:w16cei="http://schemas.microsoft.com/office/word/2026/wordml/cei" xmlns:w16cex="http://schemas.microsoft.com/office/word/2018/wordml/cex" xmlns:w16cid="http://schemas.microsoft.com/office/word/2016/wordml/cid" xmlns:w16="http://schemas.microsoft.com/office/word/2018/wordml" xmlns:w16du="http://schemas.microsoft.com/office/word/2023/wordml/word16du" xmlns:w16sdtdh="http://schemas.microsoft.com/office/word/2020/wordml/sdtdatahash" xmlns:w16sdtfl="http://schemas.microsoft.com/office/word/2024/wordml/sdtformatlock" xmlns:w16se="http://schemas.microsoft.com/office/word/2015/wordml/symex" xmlns:wpg="http://schemas.microsoft.com/office/word/2010/wordprocessingGroup" xmlns:wpi="http://schemas.microsoft.com/office/word/2010/wordprocessingInk" xmlns:wne="http://schemas.microsoft.com/office/word/2006/wordml" xmlns:wps="http://schemas.microsoft.com/office/word/2010/wordprocessingShape" mc:Ignorable="w14 w15 w16se w16cid w16 w16cex w16sdtdh w16sdtfl w16du wp14">
   <w:p>
     <w:pPr>
       <w:pStyle w:val="Kopfzeile"/>
@@ -3750,7 +3750,7 @@
         <w:sz w:val="22"/>
         <w:szCs w:val="22"/>
       </w:rPr>
-      <w:t/>
+      <w:t>{{VERANTWORTUNG}}</w:t>
     </w:r>
   </w:p>
   <w:p>

--- a/vorlagen/prozess.docx
+++ b/vorlagen/prozess.docx
@@ -3285,7 +3285,7 @@
       <w:headerReference w:type="default" r:id="rId10"/>
       <w:footerReference w:type="default" r:id="rId11"/>
       <w:pgSz w:w="11906" w:h="16838"/>
-      <w:pgMar w:top="1417" w:right="1417" w:bottom="1134" w:left="1417" w:header="708" w:footer="708" w:gutter="0"/>
+      <w:pgMar w:top="1985" w:right="1417" w:bottom="1134" w:left="1417" w:header="708" w:footer="708" w:gutter="0"/>
       <w:cols w:space="708"/>
       <w:docGrid w:linePitch="360"/>
     </w:sectPr>
@@ -3630,72 +3630,81 @@
 </file>
 
 <file path=word/header1.xml><?xml version="1.0" encoding="utf-8"?>
-<w:hdr xmlns:mc="http://schemas.openxmlformats.org/markup-compatibility/2006" xmlns:w="http://schemas.openxmlformats.org/wordprocessingml/2006/main" xmlns:w14="http://schemas.microsoft.com/office/word/2010/wordml" xmlns:wpc="http://schemas.microsoft.com/office/word/2010/wordprocessingCanvas" xmlns:cx="http://schemas.microsoft.com/office/drawing/2014/chartex" xmlns:cx1="http://schemas.microsoft.com/office/drawing/2015/9/8/chartex" xmlns:cx2="http://schemas.microsoft.com/office/drawing/2015/10/21/chartex" xmlns:cx3="http://schemas.microsoft.com/office/drawing/2016/5/9/chartex" xmlns:cx4="http://schemas.microsoft.com/office/drawing/2016/5/10/chartex" xmlns:cx5="http://schemas.microsoft.com/office/drawing/2016/5/11/chartex" xmlns:cx6="http://schemas.microsoft.com/office/drawing/2016/5/12/chartex" xmlns:cx7="http://schemas.microsoft.com/office/drawing/2016/5/13/chartex" xmlns:cx8="http://schemas.microsoft.com/office/drawing/2016/5/14/chartex" xmlns:aink="http://schemas.microsoft.com/office/drawing/2016/ink" xmlns:am3d="http://schemas.microsoft.com/office/drawing/2017/model3d" xmlns:o="urn:schemas-microsoft-com:office:office" xmlns:oel="http://schemas.microsoft.com/office/2019/extlst" xmlns:r="http://schemas.openxmlformats.org/officeDocument/2006/relationships" xmlns:m="http://schemas.openxmlformats.org/officeDocument/2006/math" xmlns:v="urn:schemas-microsoft-com:vml" xmlns:wp14="http://schemas.microsoft.com/office/word/2010/wordprocessingDrawing" xmlns:wp="http://schemas.openxmlformats.org/drawingml/2006/wordprocessingDrawing" xmlns:w10="urn:schemas-microsoft-com:office:word" xmlns:w15="http://schemas.microsoft.com/office/word/2012/wordml" xmlns:w16cei="http://schemas.microsoft.com/office/word/2026/wordml/cei" xmlns:w16cex="http://schemas.microsoft.com/office/word/2018/wordml/cex" xmlns:w16cid="http://schemas.microsoft.com/office/word/2016/wordml/cid" xmlns:w16="http://schemas.microsoft.com/office/word/2018/wordml" xmlns:w16du="http://schemas.microsoft.com/office/word/2023/wordml/word16du" xmlns:w16sdtdh="http://schemas.microsoft.com/office/word/2020/wordml/sdtdatahash" xmlns:w16sdtfl="http://schemas.microsoft.com/office/word/2024/wordml/sdtformatlock" xmlns:w16se="http://schemas.microsoft.com/office/word/2015/wordml/symex" xmlns:wpg="http://schemas.microsoft.com/office/word/2010/wordprocessingGroup" xmlns:wpi="http://schemas.microsoft.com/office/word/2010/wordprocessingInk" xmlns:wne="http://schemas.microsoft.com/office/word/2006/wordml" xmlns:wps="http://schemas.microsoft.com/office/word/2010/wordprocessingShape" mc:Ignorable="w14 w15 w16se w16cid w16 w16cex w16sdtdh w16sdtfl w16du wp14">
+<w:hdr xmlns:a="http://schemas.openxmlformats.org/drawingml/2006/main" xmlns:a14="http://schemas.microsoft.com/office/drawing/2010/main" xmlns:mc="http://schemas.openxmlformats.org/markup-compatibility/2006" xmlns:pic="http://schemas.openxmlformats.org/drawingml/2006/picture" xmlns:r="http://schemas.openxmlformats.org/officeDocument/2006/relationships" xmlns:w="http://schemas.openxmlformats.org/wordprocessingml/2006/main" xmlns:w14="http://schemas.microsoft.com/office/word/2010/wordml" xmlns:wp="http://schemas.openxmlformats.org/drawingml/2006/wordprocessingDrawing" xmlns:wp14="http://schemas.microsoft.com/office/word/2010/wordprocessingDrawing" xmlns:wpc="http://schemas.microsoft.com/office/word/2010/wordprocessingCanvas" xmlns:cx="http://schemas.microsoft.com/office/drawing/2014/chartex" xmlns:cx1="http://schemas.microsoft.com/office/drawing/2015/9/8/chartex" xmlns:cx2="http://schemas.microsoft.com/office/drawing/2015/10/21/chartex" xmlns:cx3="http://schemas.microsoft.com/office/drawing/2016/5/9/chartex" xmlns:cx4="http://schemas.microsoft.com/office/drawing/2016/5/10/chartex" xmlns:cx5="http://schemas.microsoft.com/office/drawing/2016/5/11/chartex" xmlns:cx6="http://schemas.microsoft.com/office/drawing/2016/5/12/chartex" xmlns:cx7="http://schemas.microsoft.com/office/drawing/2016/5/13/chartex" xmlns:cx8="http://schemas.microsoft.com/office/drawing/2016/5/14/chartex" xmlns:aink="http://schemas.microsoft.com/office/drawing/2016/ink" xmlns:am3d="http://schemas.microsoft.com/office/drawing/2017/model3d" xmlns:o="urn:schemas-microsoft-com:office:office" xmlns:oel="http://schemas.microsoft.com/office/2019/extlst" xmlns:m="http://schemas.openxmlformats.org/officeDocument/2006/math" xmlns:v="urn:schemas-microsoft-com:vml" xmlns:w10="urn:schemas-microsoft-com:office:word" xmlns:w15="http://schemas.microsoft.com/office/word/2012/wordml" xmlns:w16cei="http://schemas.microsoft.com/office/word/2026/wordml/cei" xmlns:w16cex="http://schemas.microsoft.com/office/word/2018/wordml/cex" xmlns:w16cid="http://schemas.microsoft.com/office/word/2016/wordml/cid" xmlns:w16="http://schemas.microsoft.com/office/word/2018/wordml" xmlns:w16du="http://schemas.microsoft.com/office/word/2023/wordml/word16du" xmlns:w16sdtdh="http://schemas.microsoft.com/office/word/2020/wordml/sdtdatahash" xmlns:w16sdtfl="http://schemas.microsoft.com/office/word/2024/wordml/sdtformatlock" xmlns:w16se="http://schemas.microsoft.com/office/word/2015/wordml/symex" xmlns:wpg="http://schemas.microsoft.com/office/word/2010/wordprocessingGroup" xmlns:wpi="http://schemas.microsoft.com/office/word/2010/wordprocessingInk" xmlns:wne="http://schemas.microsoft.com/office/word/2006/wordml" xmlns:wps="http://schemas.microsoft.com/office/word/2010/wordprocessingShape" mc:Ignorable="w14 w15 w16se w16cid w16 w16cex w16sdtdh w16sdtfl w16du wp14">
   <w:p>
     <w:pPr>
       <w:pStyle w:val="Kopfzeile"/>
       <w:tabs>
         <w:tab w:val="clear" w:pos="4536"/>
         <w:tab w:val="clear" w:pos="9072"/>
-        <w:tab w:val="left" w:pos="2520"/>
-        <w:tab w:val="right" w:pos="9639"/>
       </w:tabs>
-      <w:ind w:right="-468"/>
+      <w:spacing w:before="0" w:after="0" w:line="240" w:lineRule="auto"/>
       <w:jc w:val="right"/>
       <w:rPr>
-        <w:rFonts w:ascii="Aptos" w:hAnsi="Aptos" w:cs="Arial"/>
+        <w:rFonts w:ascii="Aptos" w:hAnsi="Aptos" w:cs="Aptos"/>
         <w:b/>
+        <w:bCs/>
         <w:sz w:val="22"/>
         <w:szCs w:val="22"/>
       </w:rPr>
     </w:pPr>
     <w:r>
       <w:rPr>
-        <w:rFonts w:ascii="Aptos" w:hAnsi="Aptos" w:cs="Arial"/>
+        <w:noProof/>
+      </w:rPr>
+      <w:drawing>
+        <wp:anchor distT="0" distB="0" distL="114300" distR="114300" simplePos="0" relativeHeight="251659264" behindDoc="0" locked="0" layoutInCell="1" allowOverlap="1">
+          <wp:simplePos x="0" y="0"/>
+          <wp:positionH relativeFrom="margin">
+            <wp:align>left</wp:align>
+          </wp:positionH>
+          <wp:positionV relativeFrom="paragraph">
+            <wp:posOffset>0</wp:posOffset>
+          </wp:positionV>
+          <wp:extent cx="1643366" cy="720000"/>
+          <wp:effectExtent l="0" t="0" r="0" b="0"/>
+          <wp:wrapNone/>
+          <wp:docPr id="1" name="Logo" descr="Logo Betagtenzentrum Linde"/>
+          <wp:cNvGraphicFramePr>
+            <a:graphicFrameLocks noChangeAspect="1"/>
+          </wp:cNvGraphicFramePr>
+          <a:graphic>
+            <a:graphicData uri="http://schemas.openxmlformats.org/drawingml/2006/picture">
+              <pic:pic>
+                <pic:nvPicPr>
+                  <pic:cNvPr id="0" name="Logo"/>
+                  <pic:cNvPicPr/>
+                </pic:nvPicPr>
+                <pic:blipFill>
+                  <a:blip r:embed="rIdLogo"/>
+                  <a:stretch>
+                    <a:fillRect/>
+                  </a:stretch>
+                </pic:blipFill>
+                <pic:spPr>
+                  <a:xfrm>
+                    <a:off x="0" y="0"/>
+                    <a:ext cx="1643366" cy="720000"/>
+                  </a:xfrm>
+                  <a:prstGeom prst="rect">
+                    <a:avLst/>
+                  </a:prstGeom>
+                </pic:spPr>
+              </pic:pic>
+            </a:graphicData>
+          </a:graphic>
+        </wp:anchor>
+      </w:drawing>
+    </w:r>
+    <w:r>
+      <w:rPr>
+        <w:rFonts w:ascii="Aptos" w:hAnsi="Aptos" w:cs="Aptos"/>
         <w:b/>
+        <w:bCs/>
         <w:sz w:val="22"/>
         <w:szCs w:val="22"/>
       </w:rPr>
-      <w:tab/>
-    </w:r>
-    <w:r>
-      <w:rPr>
-        <w:rFonts w:ascii="Aptos" w:hAnsi="Aptos" w:cs="Arial"/>
-        <w:b/>
-        <w:sz w:val="22"/>
-        <w:szCs w:val="22"/>
-      </w:rPr>
-      <w:tab/>
-      <w:t>{{PROZESSGRUPPE}}</w:t>
-    </w:r>
-    <w:r>
-      <w:rPr>
-        <w:rFonts w:ascii="Aptos" w:hAnsi="Aptos" w:cs="Arial"/>
-        <w:b/>
-        <w:sz w:val="22"/>
-        <w:szCs w:val="22"/>
-      </w:rPr>
-      <w:br/>
-      <w:t xml:space="preserve"> </w:t>
-    </w:r>
-    <w:r>
-      <w:rPr>
-        <w:rFonts w:ascii="Aptos" w:hAnsi="Aptos" w:cs="Arial"/>
-        <w:b/>
-        <w:sz w:val="22"/>
-        <w:szCs w:val="22"/>
-      </w:rPr>
-      <w:tab/>
-    </w:r>
-    <w:r>
-      <w:rPr>
-        <w:rFonts w:ascii="Aptos" w:hAnsi="Aptos" w:cs="Arial"/>
-        <w:b/>
-        <w:sz w:val="22"/>
-        <w:szCs w:val="22"/>
-      </w:rPr>
-      <w:tab/>
-      <w:t>{{PROZESSNR}} {{PROZESSNAME}}</w:t>
+      <w:t xml:space="preserve">{{PROZESSGRUPPE}}</w:t>
     </w:r>
   </w:p>
   <w:p>
@@ -3704,53 +3713,26 @@
       <w:tabs>
         <w:tab w:val="clear" w:pos="4536"/>
         <w:tab w:val="clear" w:pos="9072"/>
-        <w:tab w:val="left" w:pos="2520"/>
-        <w:tab w:val="right" w:pos="9639"/>
       </w:tabs>
-      <w:ind w:left="-567" w:right="-468"/>
-      <w:rPr>
-        <w:rFonts w:ascii="Aptos" w:hAnsi="Aptos" w:cs="Arial"/>
+      <w:spacing w:before="0" w:after="0" w:line="240" w:lineRule="auto"/>
+      <w:jc w:val="right"/>
+      <w:rPr>
+        <w:rFonts w:ascii="Aptos" w:hAnsi="Aptos" w:cs="Aptos"/>
         <w:b/>
+        <w:bCs/>
         <w:sz w:val="22"/>
         <w:szCs w:val="22"/>
       </w:rPr>
     </w:pPr>
     <w:r>
       <w:rPr>
-        <w:rFonts w:ascii="Aptos" w:hAnsi="Aptos" w:cs="Arial"/>
+        <w:rFonts w:ascii="Aptos" w:hAnsi="Aptos" w:cs="Aptos"/>
         <w:b/>
+        <w:bCs/>
         <w:sz w:val="22"/>
         <w:szCs w:val="22"/>
       </w:rPr>
-      <w:t xml:space="preserve">Prozessverantwortung: </w:t>
-    </w:r>
-    <w:r>
-      <w:rPr>
-        <w:rFonts w:ascii="Aptos" w:hAnsi="Aptos" w:cs="Arial"/>
-        <w:b/>
-        <w:sz w:val="22"/>
-        <w:szCs w:val="22"/>
-      </w:rPr>
-      <w:tab/>
-    </w:r>
-    <w:r>
-      <w:rPr>
-        <w:rFonts w:ascii="Aptos" w:hAnsi="Aptos" w:cs="Arial"/>
-        <w:b/>
-        <w:sz w:val="22"/>
-        <w:szCs w:val="22"/>
-      </w:rPr>
-      <w:tab/>
-      <w:t xml:space="preserve"> </w:t>
-    </w:r>
-    <w:r>
-      <w:rPr>
-        <w:rFonts w:ascii="Aptos" w:hAnsi="Aptos" w:cs="Arial"/>
-        <w:b/>
-        <w:sz w:val="22"/>
-        <w:szCs w:val="22"/>
-      </w:rPr>
-      <w:t>{{VERANTWORTUNG}}</w:t>
+      <w:t xml:space="preserve">{{PROZESSNR}} {{PROZESSNAME}}</w:t>
     </w:r>
   </w:p>
   <w:p>
@@ -3759,18 +3741,37 @@
       <w:tabs>
         <w:tab w:val="clear" w:pos="4536"/>
         <w:tab w:val="clear" w:pos="9072"/>
-        <w:tab w:val="left" w:pos="2520"/>
-        <w:tab w:val="right" w:pos="9497"/>
-        <w:tab w:val="right" w:pos="9540"/>
       </w:tabs>
-      <w:ind w:left="-540" w:right="-468"/>
-      <w:rPr>
-        <w:rFonts w:ascii="Aptos" w:hAnsi="Aptos" w:cs="Arial"/>
+      <w:spacing w:before="0" w:after="0" w:line="240" w:lineRule="auto"/>
+      <w:jc w:val="right"/>
+      <w:rPr>
+        <w:rFonts w:ascii="Aptos" w:hAnsi="Aptos" w:cs="Aptos"/>
         <w:b/>
+        <w:bCs/>
         <w:sz w:val="22"/>
         <w:szCs w:val="22"/>
       </w:rPr>
     </w:pPr>
+    <w:r>
+      <w:rPr>
+        <w:rFonts w:ascii="Aptos" w:hAnsi="Aptos" w:cs="Aptos"/>
+        <w:b/>
+        <w:bCs/>
+        <w:sz w:val="22"/>
+        <w:szCs w:val="22"/>
+      </w:rPr>
+      <w:t xml:space="preserve">Prozessverantwortung: </w:t>
+    </w:r>
+    <w:r>
+      <w:rPr>
+        <w:rFonts w:ascii="Aptos" w:hAnsi="Aptos" w:cs="Aptos"/>
+        <w:b/>
+        <w:bCs/>
+        <w:sz w:val="22"/>
+        <w:szCs w:val="22"/>
+      </w:rPr>
+      <w:t xml:space="preserve">{{VERANTWORTUNG}}</w:t>
+    </w:r>
   </w:p>
 </w:hdr>
 </file>
